--- a/Rapid Cortex Internal Docs/Contract_legal stuff/AOD_RC_Advisor_Agreement.docx
+++ b/Rapid Cortex Internal Docs/Contract_legal stuff/AOD_RC_Advisor_Agreement.docx
@@ -47,7 +47,7 @@
           <w:sz w:val="20"/>
           <w:szCs w:val="20"/>
         </w:rPr>
-        <w:t xml:space="preserve">Rapid Cortex Platform  —  Intelligence at the Speed of Response</w:t>
+        <w:t xml:space="preserve">NexCort iQ Platform  —  Intelligence at the Speed of Response</w:t>
       </w:r>
     </w:p>
     <w:p>
@@ -319,7 +319,7 @@
                 <w:sz w:val="22"/>
                 <w:szCs w:val="22"/>
               </w:rPr>
-              <w:t xml:space="preserve">Rapid Cortex — Intelligence at the Speed of Response</w:t>
+              <w:t xml:space="preserve">NexCort iQ — Intelligence at the Speed of Response</w:t>
             </w:r>
           </w:p>
         </w:tc>
@@ -747,7 +747,7 @@
           <w:sz w:val="22"/>
           <w:szCs w:val="22"/>
         </w:rPr>
-        <w:t xml:space="preserve">WHEREAS, Apps on Demand ("Company") is an early-stage technology company developing and operating Rapid Cortex, an artificial intelligence-powered public safety intelligence platform designed for 911 dispatch centers, emergency communications centers, law enforcement, fire rescue, EMS, and emergency management agencies;</w:t>
+        <w:t xml:space="preserve">WHEREAS, Apps on Demand ("Company") is an early-stage technology company developing and operating NexCort iQ, an artificial intelligence-powered public safety intelligence platform designed for 911 dispatch centers, emergency communications centers, law enforcement, fire rescue, EMS, and emergency management agencies;</w:t>
       </w:r>
     </w:p>
     <w:p>
@@ -762,7 +762,7 @@
           <w:sz w:val="22"/>
           <w:szCs w:val="22"/>
         </w:rPr>
-        <w:t xml:space="preserve">WHEREAS, Company is a bootstrap startup seeking experienced industry advisors who can provide strategic guidance, industry expertise, introductions, and product feedback to support the development and growth of the Rapid Cortex platform;</w:t>
+        <w:t xml:space="preserve">WHEREAS, Company is a bootstrap startup seeking experienced industry advisors who can provide strategic guidance, industry expertise, introductions, and product feedback to support the development and growth of the NexCort iQ platform;</w:t>
       </w:r>
     </w:p>
     <w:p>
@@ -887,7 +887,7 @@
           <w:sz w:val="22"/>
           <w:szCs w:val="22"/>
         </w:rPr>
-        <w:t xml:space="preserve">Apps on Demand, a [Georgia / state of formation] company, including its officers, managers, members, successors, and permitted assigns, operating the Rapid Cortex public safety platform.</w:t>
+        <w:t xml:space="preserve">Apps on Demand, a [Georgia / state of formation] company, including its officers, managers, members, successors, and permitted assigns, operating the NexCort iQ public safety platform.</w:t>
       </w:r>
     </w:p>
     <w:p>
@@ -1822,7 +1822,7 @@
                 <w:sz w:val="21"/>
                 <w:szCs w:val="21"/>
               </w:rPr>
-              <w:t xml:space="preserve">Apps on Demand and the Rapid Cortex platform are currently operating as a bootstrap startup. The Company cannot provide salary, wages, hourly compensation, employee benefits, health insurance, retirement contributions, or any guaranteed monetary compensation at this time. All compensation — where offered — is limited to equity in the Company as described herein, which is subject to vesting, risk of forfeiture, and the inherent risks of early-stage startup investment. Equity grants do not guarantee any future financial return. Nothing herein creates an employment relationship or an obligation to pay wages.</w:t>
+              <w:t xml:space="preserve">Apps on Demand and the NexCort iQ platform are currently operating as a bootstrap startup. The Company cannot provide salary, wages, hourly compensation, employee benefits, health insurance, retirement contributions, or any guaranteed monetary compensation at this time. All compensation — where offered — is limited to equity in the Company as described herein, which is subject to vesting, risk of forfeiture, and the inherent risks of early-stage startup investment. Equity grants do not guarantee any future financial return. Nothing herein creates an employment relationship or an obligation to pay wages.</w:t>
             </w:r>
           </w:p>
         </w:tc>
@@ -1971,7 +1971,7 @@
           <w:sz w:val="22"/>
           <w:szCs w:val="22"/>
         </w:rPr>
-        <w:t xml:space="preserve">Professional recognition, introductions, and networking opportunities within the Rapid Cortex ecosystem;</w:t>
+        <w:t xml:space="preserve">Professional recognition, introductions, and networking opportunities within the NexCort iQ ecosystem;</w:t>
       </w:r>
     </w:p>
     <w:p>
@@ -3628,7 +3628,7 @@
           <w:sz w:val="22"/>
           <w:szCs w:val="22"/>
         </w:rPr>
-        <w:t xml:space="preserve">Advisor shall represent Company and the Rapid Cortex platform truthfully and professionally in all public and private contexts. Advisor shall not misrepresent Company's capabilities, product status, customer relationships, or business standing to any third party.</w:t>
+        <w:t xml:space="preserve">Advisor shall represent Company and the NexCort iQ platform truthfully and professionally in all public and private contexts. Advisor shall not misrepresent Company's capabilities, product status, customer relationships, or business standing to any third party.</w:t>
       </w:r>
     </w:p>
     <w:p>
@@ -3712,7 +3712,7 @@
           <w:sz w:val="22"/>
           <w:szCs w:val="22"/>
         </w:rPr>
-        <w:t xml:space="preserve">Employment or engagement with, or ownership of, a company that is a direct competitor of Rapid Cortex or provides similar public safety technology;</w:t>
+        <w:t xml:space="preserve">Employment or engagement with, or ownership of, a company that is a direct competitor of NexCort iQ or provides similar public safety technology;</w:t>
       </w:r>
     </w:p>
     <w:p>
@@ -4560,7 +4560,7 @@
           <w:sz w:val="20"/>
           <w:szCs w:val="20"/>
         </w:rPr>
-        <w:t xml:space="preserve">Apps on Demand  |  Rapid Cortex Platform</w:t>
+        <w:t xml:space="preserve">Apps on Demand  |  NexCort iQ Platform</w:t>
       </w:r>
     </w:p>
     <w:p>
@@ -5286,7 +5286,7 @@
         <w:sz w:val="18"/>
         <w:szCs w:val="18"/>
       </w:rPr>
-      <w:t xml:space="preserve">Apps on Demand  |  Rapid Cortex Platform  |  rapidcortex.us</w:t>
+      <w:t xml:space="preserve">Apps on Demand  |  NexCort iQ Platform  |  rapidcortex.us</w:t>
     </w:r>
     <w:r>
       <w:rPr>
@@ -5392,7 +5392,7 @@
         <w:sz w:val="18"/>
         <w:szCs w:val="18"/>
       </w:rPr>
-      <w:t xml:space="preserve">APPS ON DEMAND  |  RAPID CORTEX</w:t>
+      <w:t xml:space="preserve">APPS ON DEMAND  |  NEXCORT IQ</w:t>
     </w:r>
     <w:r>
       <w:rPr>
